--- a/templates/Protokol_2_Part2_Template.docx
+++ b/templates/Protokol_2_Part2_Template.docx
@@ -221,7 +221,7 @@
           <w:sz w:val="24"/>
           <w:szCs w:val="24"/>
         </w:rPr>
-        <w:t>{{Консултант_Фирма}}, ЕИК {{Консултант_ЕИК}}, инж. {{Консултант_Управител}} — Управител</w:t>
+        <w:t>{{Консултант_Фирма}}, ЕИК {{Консултант_ЕИК}}, {{Консултант_Управител}} — Управител</w:t>
       </w:r>
     </w:p>
     <w:p>
@@ -360,7 +360,7 @@
           <w:sz w:val="24"/>
           <w:szCs w:val="24"/>
         </w:rPr>
-        <w:t>А. Консултант (строителен надзор): инж. {{Управител_1и3}}, квалифицирано лице от списъка на {{Консултант_Фирма}}</w:t>
+        <w:t>А. Консултант (строителен надзор): {{Управител_1и3}}, квалифицирано лице от списъка на {{Консултант_Фирма}}</w:t>
       </w:r>
     </w:p>
     <w:p>
@@ -712,7 +712,7 @@
           <w:sz w:val="24"/>
           <w:szCs w:val="24"/>
         </w:rPr>
-        <w:t>(инж. {{Управител_1и3}})</w:t>
+        <w:t>({{Управител_1и3}})</w:t>
       </w:r>
     </w:p>
     <w:p>
@@ -930,7 +930,7 @@
           <w:sz w:val="24"/>
           <w:szCs w:val="24"/>
         </w:rPr>
-        <w:t>А. Консултант (строителен надзор): инж. {{Управител_1и3}}, квалифицирано лице от списъка на {{Консултант_Фирма}}</w:t>
+        <w:t>А. Консултант (строителен надзор): {{Управител_1и3}}, квалифицирано лице от списъка на {{Консултант_Фирма}}</w:t>
       </w:r>
     </w:p>
     <w:p>
@@ -1255,7 +1255,7 @@
           <w:sz w:val="24"/>
           <w:szCs w:val="24"/>
         </w:rPr>
-        <w:t>(инж. {{Управител_1и3}})</w:t>
+        <w:t>({{Управител_1и3}})</w:t>
       </w:r>
     </w:p>
     <w:p>
@@ -1440,7 +1440,7 @@
           <w:sz w:val="24"/>
           <w:szCs w:val="24"/>
         </w:rPr>
-        <w:t>инж. {{Управител_1и3}}, квалифицирано лице от списъка на {{Консултант_Фирма}}</w:t>
+        <w:t>{{Управител_1и3}}, квалифицирано лице от списъка на {{Консултант_Фирма}}</w:t>
       </w:r>
     </w:p>
     <w:p>
@@ -1756,7 +1756,7 @@
           <w:sz w:val="24"/>
           <w:szCs w:val="24"/>
         </w:rPr>
-        <w:t>(инж. {{Управител_1и3}})</w:t>
+        <w:t>({{Управител_1и3}})</w:t>
       </w:r>
     </w:p>
     <w:p>
@@ -1931,7 +1931,7 @@
           <w:sz w:val="24"/>
           <w:szCs w:val="24"/>
         </w:rPr>
-        <w:t>А. Консултант (строителен надзор): инж. {{Управител_1и3}}, квалифицир</w:t>
+        <w:t>А. Консултант (строителен надзор): {{Управител_1и3}}, квалифицир</w:t>
       </w:r>
       <w:r>
         <w:rPr>
@@ -2257,7 +2257,7 @@
           <w:sz w:val="24"/>
           <w:szCs w:val="24"/>
         </w:rPr>
-        <w:t>(инж. {{Управител_1и3}})</w:t>
+        <w:t>({{Управител_1и3}})</w:t>
       </w:r>
     </w:p>
     <w:p>
